--- a/backend/resources/template_inventario.docx
+++ b/backend/resources/template_inventario.docx
@@ -1405,9 +1405,6 @@
                   </wp14:sizeRelV>
                 </wp:anchor>
               </w:drawing>
-            </w:r>
-            <w:r>
-              <w:t>|</w:t>
             </w:r>
           </w:p>
         </w:tc>
